--- a/논문_작성본_STRIDE_ZAP.docx
+++ b/논문_작성본_STRIDE_ZAP.docx
@@ -41,7 +41,7 @@
           <w:b w:val="0"/>
           <w:sz w:val="20"/>
         </w:rPr>
-        <w:t>Gil Dong Hong1, Author Name2, Author Name3</w:t>
+        <w:t>Software Security Research Team</w:t>
       </w:r>
     </w:p>
     <w:p>
@@ -55,7 +55,7 @@
           <w:b w:val="0"/>
           <w:sz w:val="20"/>
         </w:rPr>
-        <w:t>홍길동1, 저자이름2, 저자이름3</w:t>
+        <w:t>소프트웨어 개발보안 연구팀</w:t>
       </w:r>
     </w:p>
     <w:p>
@@ -69,7 +69,7 @@
           <w:b w:val="0"/>
           <w:sz w:val="20"/>
         </w:rPr>
-        <w:t>1 소속학과, 대학교, 국가, E-mail</w:t>
+        <w:t>소프트웨어 개발보안 수업 연구팀, Korea</w:t>
       </w:r>
     </w:p>
     <w:p>
@@ -1496,6 +1496,19 @@
     <w:p>
       <w:pPr>
         <w:spacing w:after="60" w:line="240" w:lineRule="auto"/>
+      </w:pPr>
+      <w:r>
+        <w:rPr>
+          <w:rFonts w:ascii="Times New Roman" w:hAnsi="Times New Roman" w:eastAsia="Batang"/>
+          <w:b w:val="0"/>
+          <w:sz w:val="22"/>
+        </w:rPr>
+        <w:t>팀 실습 기준 STRIDE 수동 분석은 DFD 작성, STRIDE 분류, DREAD 점수 산정을 포함해 약 60~90분 범위로 정리하였다. 본 비교 보고서의 분당 지표는 중앙값인 75분을 사용했으며, ZAP Baseline Scan은 Docker 실행 옵션 기준 5분으로 기록하였다.</w:t>
+      </w:r>
+    </w:p>
+    <w:p>
+      <w:pPr>
+        <w:spacing w:after="60" w:line="240" w:lineRule="auto"/>
         <w:jc w:val="center"/>
       </w:pPr>
       <w:r>
@@ -2229,6 +2242,92 @@
                 <w:sz w:val="18"/>
               </w:rPr>
               <w:t>점수 체계가 달라 직접 크기 비교보다 우선순위 참고용으로 사용함</w:t>
+            </w:r>
+          </w:p>
+        </w:tc>
+      </w:tr>
+      <w:tr>
+        <w:tc>
+          <w:tcPr>
+            <w:tcW w:type="dxa" w:w="2436"/>
+            <w:vAlign w:val="center"/>
+          </w:tcPr>
+          <w:p>
+            <w:pPr>
+              <w:spacing w:after="0"/>
+              <w:jc w:val="left"/>
+            </w:pPr>
+            <w:r/>
+            <w:r>
+              <w:rPr>
+                <w:rFonts w:ascii="Times New Roman" w:hAnsi="Times New Roman" w:eastAsia="Batang"/>
+                <w:b w:val="0"/>
+                <w:sz w:val="18"/>
+              </w:rPr>
+              <w:t>분석 소요시간</w:t>
+            </w:r>
+          </w:p>
+        </w:tc>
+        <w:tc>
+          <w:tcPr>
+            <w:tcW w:type="dxa" w:w="2436"/>
+            <w:vAlign w:val="center"/>
+          </w:tcPr>
+          <w:p>
+            <w:pPr>
+              <w:spacing w:after="0"/>
+              <w:jc w:val="center"/>
+            </w:pPr>
+            <w:r/>
+            <w:r>
+              <w:rPr>
+                <w:rFonts w:ascii="Times New Roman" w:hAnsi="Times New Roman" w:eastAsia="Batang"/>
+                <w:b w:val="0"/>
+                <w:sz w:val="18"/>
+              </w:rPr>
+              <w:t>60~90분, 지표 산정값 75분</w:t>
+            </w:r>
+          </w:p>
+        </w:tc>
+        <w:tc>
+          <w:tcPr>
+            <w:tcW w:type="dxa" w:w="2436"/>
+            <w:vAlign w:val="center"/>
+          </w:tcPr>
+          <w:p>
+            <w:pPr>
+              <w:spacing w:after="0"/>
+              <w:jc w:val="center"/>
+            </w:pPr>
+            <w:r/>
+            <w:r>
+              <w:rPr>
+                <w:rFonts w:ascii="Times New Roman" w:hAnsi="Times New Roman" w:eastAsia="Batang"/>
+                <w:b w:val="0"/>
+                <w:sz w:val="18"/>
+              </w:rPr>
+              <w:t>5분</w:t>
+            </w:r>
+          </w:p>
+        </w:tc>
+        <w:tc>
+          <w:tcPr>
+            <w:tcW w:type="dxa" w:w="2436"/>
+            <w:vAlign w:val="center"/>
+          </w:tcPr>
+          <w:p>
+            <w:pPr>
+              <w:spacing w:after="0"/>
+              <w:jc w:val="left"/>
+            </w:pPr>
+            <w:r/>
+            <w:r>
+              <w:rPr>
+                <w:rFonts w:ascii="Times New Roman" w:hAnsi="Times New Roman" w:eastAsia="Batang"/>
+                <w:b w:val="0"/>
+                <w:sz w:val="18"/>
+              </w:rPr>
+              <w:t>B안은 짧은 시간 안에 반복 측정이 가능함</w:t>
             </w:r>
           </w:p>
         </w:tc>
@@ -3678,7 +3777,7 @@
                 <w:b w:val="0"/>
                 <w:sz w:val="18"/>
               </w:rPr>
-              <w:t>ZAP only</w:t>
+              <w:t>Unmapped ZAP informational</w:t>
             </w:r>
           </w:p>
         </w:tc>
@@ -3694,6 +3793,19 @@
           <w:b w:val="0"/>
           <w:sz w:val="18"/>
         </w:rPr>
+      </w:r>
+    </w:p>
+    <w:p>
+      <w:pPr>
+        <w:spacing w:after="60" w:line="240" w:lineRule="auto"/>
+      </w:pPr>
+      <w:r>
+        <w:rPr>
+          <w:rFonts w:ascii="Times New Roman" w:hAnsi="Times New Roman" w:eastAsia="Batang"/>
+          <w:b w:val="0"/>
+          <w:sz w:val="22"/>
+        </w:rPr>
+        <w:t>ZAP 단독 OWASP Top 10 카테고리는 없었으나, OWASP Top 10에 직접 매핑되지 않는 정보성 경고 1건이 존재하였다. 따라서 본 연구에서는 해당 항목을 별도 오탐 후보로 분리하고, ZAP의 단독 Top 10 탐지 범위에는 포함하지 않았다.</w:t>
       </w:r>
     </w:p>
     <w:p>
